--- a/FASE 1/Documentos Administrativos/Fase 1/Evidencias Grupales/1.4_APT122_FormativaFase1.docx
+++ b/FASE 1/Documentos Administrativos/Fase 1/Evidencias Grupales/1.4_APT122_FormativaFase1.docx
@@ -594,7 +594,7 @@
     </w:p>
     <w:sdt>
       <w:sdtPr>
-        <w:id w:val="1478845049"/>
+        <w:id w:val="705099264"/>
         <w:docPartObj>
           <w:docPartGallery w:val="Table of Contents"/>
           <w:docPartUnique w:val="1"/>
@@ -11624,6 +11624,41 @@
     </w:p>
     <w:p>
       <w:pPr>
+        <w:rPr/>
+      </w:pPr>
+      <w:r>
+        <w:rPr>
+          <w:rtl w:val="0"/>
+        </w:rPr>
+        <w:t xml:space="preserve">Mi interés profesional está orientado principalmente al desarrollo de software y a la creación de soluciones tecnológicas que sean útiles y tengan una aplicación concreta. A lo largo de la carrera he podido desarrollar conocimientos en distintas áreas, como desarrollo web, bases de datos, análisis de datos y metodologías ágiles, y uno de mis principales intereses es seguir fortaleciendo estas habilidades a través de proyectos que permitan resolver necesidades reales. </w:t>
+      </w:r>
+    </w:p>
+    <w:p>
+      <w:pPr>
+        <w:rPr/>
+      </w:pPr>
+      <w:r>
+        <w:rPr>
+          <w:rtl w:val="0"/>
+        </w:rPr>
+        <w:t xml:space="preserve">Rumbo SIMCE se relaciona directamente con estos intereses, ya que me permite participar en el desarrollo de una solución tecnológica que busca apoyar el aprendizaje de los estudiantes </w:t>
+      </w:r>
+    </w:p>
+    <w:p>
+      <w:pPr>
+        <w:pStyle w:val="Heading3"/>
+        <w:spacing w:after="120" w:before="220" w:lineRule="auto"/>
+        <w:rPr/>
+      </w:pPr>
+      <w:r>
+        <w:rPr>
+          <w:rtl w:val="0"/>
+        </w:rPr>
+        <w:t xml:space="preserve">3.12.3 Leonardo Figueroa</w:t>
+      </w:r>
+    </w:p>
+    <w:p>
+      <w:pPr>
         <w:spacing w:after="120" w:line="360" w:lineRule="auto"/>
         <w:rPr/>
       </w:pPr>
@@ -11631,77 +11666,11 @@
         <w:rPr>
           <w:i w:val="1"/>
           <w:iCs w:val="1"/>
-          <w:color w:val="9a9a9a"/>
-          <w:rtl w:val="0"/>
-        </w:rPr>
-        <w:t xml:space="preserve">[Escribir aquí: intereses profesionales y cómo se reflejan en Rumbo SIMCE.]</w:t>
-      </w:r>
-      <w:r>
-        <w:rPr>
-          <w:rtl w:val="0"/>
-        </w:rPr>
-      </w:r>
-    </w:p>
-    <w:p>
-      <w:pPr>
-        <w:spacing w:after="0" w:line="360" w:lineRule="auto"/>
-        <w:rPr/>
-      </w:pPr>
-      <w:r>
-        <w:rPr>
-          <w:rtl w:val="0"/>
-        </w:rPr>
-      </w:r>
-    </w:p>
-    <w:p>
-      <w:pPr>
-        <w:spacing w:after="0" w:line="360" w:lineRule="auto"/>
-        <w:rPr/>
-      </w:pPr>
-      <w:r>
-        <w:rPr>
-          <w:rtl w:val="0"/>
-        </w:rPr>
-      </w:r>
-    </w:p>
-    <w:p>
-      <w:pPr>
-        <w:spacing w:after="0" w:line="360" w:lineRule="auto"/>
-        <w:rPr/>
-      </w:pPr>
-      <w:r>
-        <w:rPr>
-          <w:rtl w:val="0"/>
-        </w:rPr>
-      </w:r>
-    </w:p>
-    <w:p>
-      <w:pPr>
-        <w:spacing w:after="0" w:line="360" w:lineRule="auto"/>
-        <w:rPr/>
-      </w:pPr>
-      <w:r>
-        <w:rPr>
-          <w:rtl w:val="0"/>
-        </w:rPr>
-      </w:r>
-    </w:p>
-    <w:p>
-      <w:pPr>
-        <w:spacing w:after="0" w:line="360" w:lineRule="auto"/>
-        <w:rPr/>
-      </w:pPr>
-      <w:r>
-        <w:rPr>
-          <w:rtl w:val="0"/>
-        </w:rPr>
-      </w:r>
-    </w:p>
-    <w:p>
-      <w:pPr>
-        <w:spacing w:after="0" w:line="360" w:lineRule="auto"/>
-        <w:rPr/>
-      </w:pPr>
+          <w:color w:val="000000"/>
+          <w:rtl w:val="0"/>
+        </w:rPr>
+        <w:t xml:space="preserve">Como ingeniero en informática siempre he estado en el desarrollo de software, pero cuando el software que desarrollamos tiene un objetivo noble como es ayudar con la enseñanza de los estudiantes de nuestro país, se siente más que solo como un proyecto más, podemos palpar como es que nuestro esfuerzo tiene un propósito digno, uno con el cual sentimos que estamos aportando nuestro granito de arena al progreso de nuestra sociedad, por eso con Rumbo, no solamente estamos desarrollando nuestros intereses profesionales, sino también morales, por lo que podemos decir con seguridad que estamos orgullosos de este proyecto.</w:t>
+      </w:r>
       <w:r>
         <w:rPr>
           <w:rtl w:val="0"/>
@@ -11717,116 +11686,19 @@
         <w:rPr>
           <w:rtl w:val="0"/>
         </w:rPr>
-      </w:r>
-    </w:p>
-    <w:p>
-      <w:pPr>
-        <w:pStyle w:val="Heading3"/>
-        <w:spacing w:after="120" w:before="220" w:lineRule="auto"/>
-        <w:rPr/>
-      </w:pPr>
-      <w:r>
-        <w:rPr>
-          <w:rtl w:val="0"/>
-        </w:rPr>
-        <w:t xml:space="preserve">3.12.3 Leonardo Figueroa</w:t>
-      </w:r>
-    </w:p>
-    <w:p>
-      <w:pPr>
-        <w:spacing w:after="120" w:line="360" w:lineRule="auto"/>
-        <w:rPr/>
-      </w:pPr>
-      <w:r>
-        <w:rPr>
-          <w:i w:val="1"/>
-          <w:iCs w:val="1"/>
-          <w:color w:val="9a9a9a"/>
-          <w:rtl w:val="0"/>
-        </w:rPr>
-        <w:t xml:space="preserve">[Escribir aquí: intereses profesionales y cómo se reflejan en Rumbo SIMCE.]</w:t>
-      </w:r>
-      <w:r>
-        <w:rPr>
-          <w:rtl w:val="0"/>
-        </w:rPr>
-      </w:r>
-    </w:p>
-    <w:p>
-      <w:pPr>
-        <w:spacing w:after="0" w:line="360" w:lineRule="auto"/>
-        <w:rPr/>
-      </w:pPr>
-      <w:r>
-        <w:rPr>
-          <w:rtl w:val="0"/>
-        </w:rPr>
-      </w:r>
-    </w:p>
-    <w:p>
-      <w:pPr>
-        <w:spacing w:after="0" w:line="360" w:lineRule="auto"/>
-        <w:rPr/>
-      </w:pPr>
-      <w:r>
-        <w:rPr>
-          <w:rtl w:val="0"/>
-        </w:rPr>
-      </w:r>
-    </w:p>
-    <w:p>
-      <w:pPr>
-        <w:spacing w:after="0" w:line="360" w:lineRule="auto"/>
-        <w:rPr/>
-      </w:pPr>
-      <w:r>
-        <w:rPr>
-          <w:rtl w:val="0"/>
-        </w:rPr>
-      </w:r>
-    </w:p>
-    <w:p>
-      <w:pPr>
-        <w:spacing w:after="0" w:line="360" w:lineRule="auto"/>
-        <w:rPr/>
-      </w:pPr>
-      <w:r>
-        <w:rPr>
-          <w:rtl w:val="0"/>
-        </w:rPr>
-      </w:r>
-    </w:p>
-    <w:p>
-      <w:pPr>
-        <w:spacing w:after="0" w:line="360" w:lineRule="auto"/>
-        <w:rPr/>
-      </w:pPr>
-      <w:r>
-        <w:rPr>
-          <w:rtl w:val="0"/>
-        </w:rPr>
-      </w:r>
-    </w:p>
-    <w:p>
-      <w:pPr>
-        <w:spacing w:after="0" w:line="360" w:lineRule="auto"/>
-        <w:rPr/>
-      </w:pPr>
-      <w:r>
-        <w:rPr>
-          <w:rtl w:val="0"/>
-        </w:rPr>
-      </w:r>
-    </w:p>
-    <w:p>
-      <w:pPr>
-        <w:spacing w:after="200" w:lineRule="auto"/>
-        <w:rPr/>
-      </w:pPr>
-      <w:r>
-        <w:rPr>
-          <w:rtl w:val="0"/>
-        </w:rPr>
+        <w:t xml:space="preserve">También de esta experiencia quiero destacar el hecho de que estamos trabajando con un cliente real, uno que pensó en las bases del proyecto y se </w:t>
+      </w:r>
+      <w:r>
+        <w:rPr>
+          <w:rtl w:val="0"/>
+        </w:rPr>
+        <w:t xml:space="preserve">apasionó</w:t>
+      </w:r>
+      <w:r>
+        <w:rPr>
+          <w:rtl w:val="0"/>
+        </w:rPr>
+        <w:t xml:space="preserve"> por él, apostando por nuestro equipo de trabajo para llevarlo a cabo. Esto ha dado un toque de seriedad que en proyectos anteriores no habíamos tenido.</w:t>
       </w:r>
     </w:p>
     <w:p>
@@ -14150,7 +14022,9 @@
       <w:pPr>
         <w:pStyle w:val="Heading2"/>
         <w:spacing w:after="140" w:before="280" w:lineRule="auto"/>
-        <w:rPr/>
+        <w:rPr>
+          <w:shd w:fill="ff9900" w:val="clear"/>
+        </w:rPr>
       </w:pPr>
       <w:r>
         <w:rPr>
@@ -14158,21 +14032,52 @@
         </w:rPr>
         <w:t xml:space="preserve">4.2 Nixy Silva</w:t>
       </w:r>
-    </w:p>
-    <w:p>
-      <w:pPr>
-        <w:spacing w:after="120" w:line="360" w:lineRule="auto"/>
-        <w:rPr/>
-      </w:pPr>
-      <w:r>
-        <w:rPr>
-          <w:i w:val="1"/>
-          <w:iCs w:val="1"/>
-          <w:color w:val="9a9a9a"/>
-          <w:rtl w:val="0"/>
-        </w:rPr>
-        <w:t xml:space="preserve">[Write your individual conclusion here, in English.]</w:t>
-      </w:r>
+      <w:r>
+        <w:rPr>
+          <w:rtl w:val="0"/>
+        </w:rPr>
+      </w:r>
+    </w:p>
+    <w:p>
+      <w:pPr>
+        <w:spacing w:after="240" w:before="240" w:lineRule="auto"/>
+        <w:rPr/>
+      </w:pPr>
+      <w:r>
+        <w:rPr>
+          <w:rtl w:val="0"/>
+        </w:rPr>
+        <w:t xml:space="preserve">This first phase of Rumbo SIMCE was an opportunity for me to apply the knowledge I've gained throughout my degree to a project with a concrete purpose. Unlike other academic projects, working on a solution aimed at supporting student learning helped me understand the importance of developing software with not only the technical aspects in mind, but also the needs of its users.</w:t>
+      </w:r>
+    </w:p>
+    <w:p>
+      <w:pPr>
+        <w:spacing w:after="240" w:before="240" w:lineRule="auto"/>
+        <w:rPr/>
+      </w:pPr>
+      <w:r>
+        <w:rPr>
+          <w:rtl w:val="0"/>
+        </w:rPr>
+        <w:t xml:space="preserve">During this stage, I got to know more about how a software project is organized from its earliest stages, taking part in defining requirements, analyzing client needs, and planning the team's work.</w:t>
+      </w:r>
+    </w:p>
+    <w:p>
+      <w:pPr>
+        <w:spacing w:after="240" w:before="240" w:lineRule="auto"/>
+        <w:rPr/>
+      </w:pPr>
+      <w:r>
+        <w:rPr>
+          <w:rtl w:val="0"/>
+        </w:rPr>
+        <w:t xml:space="preserve">I also believe this experience helped me identify areas where I want to keep growing professionally, especially in software development, working with data, and the ability to find solutions to problems.</w:t>
+      </w:r>
+    </w:p>
+    <w:p>
+      <w:pPr>
+        <w:rPr/>
+      </w:pPr>
       <w:r>
         <w:rPr>
           <w:rtl w:val="0"/>
